--- a/docx/Automation/Code_Map_Automations.docx
+++ b/docx/Automation/Code_Map_Automations.docx
@@ -1197,8 +1197,16 @@
       <w:tblPr>
         <w:tblStyle w:val="Table"/>
         <w:tblW w:type="pct" w:w="5000"/>
-        <w:tblLayout w:type="fixed"/>
+        <w:tblLayout w:type="autofit"/>
         <w:tblLook w:firstRow="1" w:lastRow="0" w:firstColumn="0" w:lastColumn="0" w:noHBand="0" w:noVBand="0" w:val="0020"/>
+        <w:tblBorders>
+          <w:top w:val="single" w:sz="6" w:space="0" w:color="auto"/>
+          <w:left w:val="single" w:sz="6" w:space="0" w:color="auto"/>
+          <w:bottom w:val="single" w:sz="6" w:space="0" w:color="auto"/>
+          <w:right w:val="single" w:sz="6" w:space="0" w:color="auto"/>
+          <w:insideH w:val="single" w:sz="6" w:space="0" w:color="auto"/>
+          <w:insideV w:val="single" w:sz="6" w:space="0" w:color="auto"/>
+        </w:tblBorders>
       </w:tblPr>
       <w:tblGrid>
         <w:gridCol w:w="2851"/>
@@ -2005,8 +2013,16 @@
       <w:tblPr>
         <w:tblStyle w:val="Table"/>
         <w:tblW w:type="pct" w:w="5000"/>
-        <w:tblLayout w:type="fixed"/>
+        <w:tblLayout w:type="autofit"/>
         <w:tblLook w:firstRow="1" w:lastRow="0" w:firstColumn="0" w:lastColumn="0" w:noHBand="0" w:noVBand="0" w:val="0020"/>
+        <w:tblBorders>
+          <w:top w:val="single" w:sz="6" w:space="0" w:color="auto"/>
+          <w:left w:val="single" w:sz="6" w:space="0" w:color="auto"/>
+          <w:bottom w:val="single" w:sz="6" w:space="0" w:color="auto"/>
+          <w:right w:val="single" w:sz="6" w:space="0" w:color="auto"/>
+          <w:insideH w:val="single" w:sz="6" w:space="0" w:color="auto"/>
+          <w:insideV w:val="single" w:sz="6" w:space="0" w:color="auto"/>
+        </w:tblBorders>
       </w:tblPr>
       <w:tblGrid>
         <w:gridCol w:w="2520"/>
@@ -3569,6 +3585,15 @@
         <w:tblStyle w:val="Table"/>
         <w:tblW w:type="auto" w:w="0"/>
         <w:tblLook w:firstRow="1" w:lastRow="0" w:firstColumn="0" w:lastColumn="0" w:noHBand="0" w:noVBand="0" w:val="0020"/>
+        <w:tblLayout w:type="autofit"/>
+        <w:tblBorders>
+          <w:top w:val="single" w:sz="6" w:space="0" w:color="auto"/>
+          <w:left w:val="single" w:sz="6" w:space="0" w:color="auto"/>
+          <w:bottom w:val="single" w:sz="6" w:space="0" w:color="auto"/>
+          <w:right w:val="single" w:sz="6" w:space="0" w:color="auto"/>
+          <w:insideH w:val="single" w:sz="6" w:space="0" w:color="auto"/>
+          <w:insideV w:val="single" w:sz="6" w:space="0" w:color="auto"/>
+        </w:tblBorders>
       </w:tblPr>
       <w:tblGrid>
         <w:gridCol w:w="2640"/>
@@ -4411,8 +4436,16 @@
       <w:tblPr>
         <w:tblStyle w:val="Table"/>
         <w:tblW w:type="pct" w:w="5000"/>
-        <w:tblLayout w:type="fixed"/>
+        <w:tblLayout w:type="autofit"/>
         <w:tblLook w:firstRow="1" w:lastRow="0" w:firstColumn="0" w:lastColumn="0" w:noHBand="0" w:noVBand="0" w:val="0020"/>
+        <w:tblBorders>
+          <w:top w:val="single" w:sz="6" w:space="0" w:color="auto"/>
+          <w:left w:val="single" w:sz="6" w:space="0" w:color="auto"/>
+          <w:bottom w:val="single" w:sz="6" w:space="0" w:color="auto"/>
+          <w:right w:val="single" w:sz="6" w:space="0" w:color="auto"/>
+          <w:insideH w:val="single" w:sz="6" w:space="0" w:color="auto"/>
+          <w:insideV w:val="single" w:sz="6" w:space="0" w:color="auto"/>
+        </w:tblBorders>
       </w:tblPr>
       <w:tblGrid>
         <w:gridCol w:w="2640"/>
@@ -5996,8 +6029,16 @@
       <w:tblPr>
         <w:tblStyle w:val="Table"/>
         <w:tblW w:type="pct" w:w="5000"/>
-        <w:tblLayout w:type="fixed"/>
+        <w:tblLayout w:type="autofit"/>
         <w:tblLook w:firstRow="1" w:lastRow="0" w:firstColumn="0" w:lastColumn="0" w:noHBand="0" w:noVBand="0" w:val="0020"/>
+        <w:tblBorders>
+          <w:top w:val="single" w:sz="6" w:space="0" w:color="auto"/>
+          <w:left w:val="single" w:sz="6" w:space="0" w:color="auto"/>
+          <w:bottom w:val="single" w:sz="6" w:space="0" w:color="auto"/>
+          <w:right w:val="single" w:sz="6" w:space="0" w:color="auto"/>
+          <w:insideH w:val="single" w:sz="6" w:space="0" w:color="auto"/>
+          <w:insideV w:val="single" w:sz="6" w:space="0" w:color="auto"/>
+        </w:tblBorders>
       </w:tblPr>
       <w:tblGrid>
         <w:gridCol w:w="3168"/>
@@ -6376,8 +6417,16 @@
       <w:tblPr>
         <w:tblStyle w:val="Table"/>
         <w:tblW w:type="pct" w:w="5000"/>
-        <w:tblLayout w:type="fixed"/>
+        <w:tblLayout w:type="autofit"/>
         <w:tblLook w:firstRow="1" w:lastRow="0" w:firstColumn="0" w:lastColumn="0" w:noHBand="0" w:noVBand="0" w:val="0020"/>
+        <w:tblBorders>
+          <w:top w:val="single" w:sz="6" w:space="0" w:color="auto"/>
+          <w:left w:val="single" w:sz="6" w:space="0" w:color="auto"/>
+          <w:bottom w:val="single" w:sz="6" w:space="0" w:color="auto"/>
+          <w:right w:val="single" w:sz="6" w:space="0" w:color="auto"/>
+          <w:insideH w:val="single" w:sz="6" w:space="0" w:color="auto"/>
+          <w:insideV w:val="single" w:sz="6" w:space="0" w:color="auto"/>
+        </w:tblBorders>
       </w:tblPr>
       <w:tblGrid>
         <w:gridCol w:w="2754"/>
@@ -7039,6 +7088,15 @@
         <w:tblStyle w:val="Table"/>
         <w:tblW w:type="auto" w:w="0"/>
         <w:tblLook w:firstRow="1" w:lastRow="0" w:firstColumn="0" w:lastColumn="0" w:noHBand="0" w:noVBand="0" w:val="0020"/>
+        <w:tblLayout w:type="autofit"/>
+        <w:tblBorders>
+          <w:top w:val="single" w:sz="6" w:space="0" w:color="auto"/>
+          <w:left w:val="single" w:sz="6" w:space="0" w:color="auto"/>
+          <w:bottom w:val="single" w:sz="6" w:space="0" w:color="auto"/>
+          <w:right w:val="single" w:sz="6" w:space="0" w:color="auto"/>
+          <w:insideH w:val="single" w:sz="6" w:space="0" w:color="auto"/>
+          <w:insideV w:val="single" w:sz="6" w:space="0" w:color="auto"/>
+        </w:tblBorders>
       </w:tblPr>
       <w:tblGrid>
         <w:gridCol w:w="2640"/>
@@ -7326,8 +7384,16 @@
       <w:tblPr>
         <w:tblStyle w:val="Table"/>
         <w:tblW w:type="pct" w:w="5000"/>
-        <w:tblLayout w:type="fixed"/>
+        <w:tblLayout w:type="autofit"/>
         <w:tblLook w:firstRow="1" w:lastRow="0" w:firstColumn="0" w:lastColumn="0" w:noHBand="0" w:noVBand="0" w:val="0020"/>
+        <w:tblBorders>
+          <w:top w:val="single" w:sz="6" w:space="0" w:color="auto"/>
+          <w:left w:val="single" w:sz="6" w:space="0" w:color="auto"/>
+          <w:bottom w:val="single" w:sz="6" w:space="0" w:color="auto"/>
+          <w:right w:val="single" w:sz="6" w:space="0" w:color="auto"/>
+          <w:insideH w:val="single" w:sz="6" w:space="0" w:color="auto"/>
+          <w:insideV w:val="single" w:sz="6" w:space="0" w:color="auto"/>
+        </w:tblBorders>
       </w:tblPr>
       <w:tblGrid>
         <w:gridCol w:w="2754"/>
@@ -8056,6 +8122,15 @@
         <w:tblStyle w:val="Table"/>
         <w:tblW w:type="auto" w:w="0"/>
         <w:tblLook w:firstRow="1" w:lastRow="0" w:firstColumn="0" w:lastColumn="0" w:noHBand="0" w:noVBand="0" w:val="0020"/>
+        <w:tblLayout w:type="autofit"/>
+        <w:tblBorders>
+          <w:top w:val="single" w:sz="6" w:space="0" w:color="auto"/>
+          <w:left w:val="single" w:sz="6" w:space="0" w:color="auto"/>
+          <w:bottom w:val="single" w:sz="6" w:space="0" w:color="auto"/>
+          <w:right w:val="single" w:sz="6" w:space="0" w:color="auto"/>
+          <w:insideH w:val="single" w:sz="6" w:space="0" w:color="auto"/>
+          <w:insideV w:val="single" w:sz="6" w:space="0" w:color="auto"/>
+        </w:tblBorders>
       </w:tblPr>
       <w:tblGrid>
         <w:gridCol w:w="2640"/>
@@ -8276,8 +8351,16 @@
       <w:tblPr>
         <w:tblStyle w:val="Table"/>
         <w:tblW w:type="pct" w:w="5000"/>
-        <w:tblLayout w:type="fixed"/>
+        <w:tblLayout w:type="autofit"/>
         <w:tblLook w:firstRow="1" w:lastRow="0" w:firstColumn="0" w:lastColumn="0" w:noHBand="0" w:noVBand="0" w:val="0020"/>
+        <w:tblBorders>
+          <w:top w:val="single" w:sz="6" w:space="0" w:color="auto"/>
+          <w:left w:val="single" w:sz="6" w:space="0" w:color="auto"/>
+          <w:bottom w:val="single" w:sz="6" w:space="0" w:color="auto"/>
+          <w:right w:val="single" w:sz="6" w:space="0" w:color="auto"/>
+          <w:insideH w:val="single" w:sz="6" w:space="0" w:color="auto"/>
+          <w:insideV w:val="single" w:sz="6" w:space="0" w:color="auto"/>
+        </w:tblBorders>
       </w:tblPr>
       <w:tblGrid>
         <w:gridCol w:w="2754"/>
@@ -9120,6 +9203,15 @@
         <w:tblStyle w:val="Table"/>
         <w:tblW w:type="auto" w:w="0"/>
         <w:tblLook w:firstRow="1" w:lastRow="0" w:firstColumn="0" w:lastColumn="0" w:noHBand="0" w:noVBand="0" w:val="0020"/>
+        <w:tblLayout w:type="autofit"/>
+        <w:tblBorders>
+          <w:top w:val="single" w:sz="6" w:space="0" w:color="auto"/>
+          <w:left w:val="single" w:sz="6" w:space="0" w:color="auto"/>
+          <w:bottom w:val="single" w:sz="6" w:space="0" w:color="auto"/>
+          <w:right w:val="single" w:sz="6" w:space="0" w:color="auto"/>
+          <w:insideH w:val="single" w:sz="6" w:space="0" w:color="auto"/>
+          <w:insideV w:val="single" w:sz="6" w:space="0" w:color="auto"/>
+        </w:tblBorders>
       </w:tblPr>
       <w:tblGrid>
         <w:gridCol w:w="2640"/>
@@ -9434,8 +9526,16 @@
       <w:tblPr>
         <w:tblStyle w:val="Table"/>
         <w:tblW w:type="pct" w:w="5000"/>
-        <w:tblLayout w:type="fixed"/>
+        <w:tblLayout w:type="autofit"/>
         <w:tblLook w:firstRow="1" w:lastRow="0" w:firstColumn="0" w:lastColumn="0" w:noHBand="0" w:noVBand="0" w:val="0020"/>
+        <w:tblBorders>
+          <w:top w:val="single" w:sz="6" w:space="0" w:color="auto"/>
+          <w:left w:val="single" w:sz="6" w:space="0" w:color="auto"/>
+          <w:bottom w:val="single" w:sz="6" w:space="0" w:color="auto"/>
+          <w:right w:val="single" w:sz="6" w:space="0" w:color="auto"/>
+          <w:insideH w:val="single" w:sz="6" w:space="0" w:color="auto"/>
+          <w:insideV w:val="single" w:sz="6" w:space="0" w:color="auto"/>
+        </w:tblBorders>
       </w:tblPr>
       <w:tblGrid>
         <w:gridCol w:w="2754"/>
@@ -10436,8 +10536,16 @@
       <w:tblPr>
         <w:tblStyle w:val="Table"/>
         <w:tblW w:type="pct" w:w="5000"/>
-        <w:tblLayout w:type="fixed"/>
+        <w:tblLayout w:type="autofit"/>
         <w:tblLook w:firstRow="1" w:lastRow="0" w:firstColumn="0" w:lastColumn="0" w:noHBand="0" w:noVBand="0" w:val="0020"/>
+        <w:tblBorders>
+          <w:top w:val="single" w:sz="6" w:space="0" w:color="auto"/>
+          <w:left w:val="single" w:sz="6" w:space="0" w:color="auto"/>
+          <w:bottom w:val="single" w:sz="6" w:space="0" w:color="auto"/>
+          <w:right w:val="single" w:sz="6" w:space="0" w:color="auto"/>
+          <w:insideH w:val="single" w:sz="6" w:space="0" w:color="auto"/>
+          <w:insideV w:val="single" w:sz="6" w:space="0" w:color="auto"/>
+        </w:tblBorders>
       </w:tblPr>
       <w:tblGrid>
         <w:gridCol w:w="2754"/>
@@ -10856,8 +10964,16 @@
       <w:tblPr>
         <w:tblStyle w:val="Table"/>
         <w:tblW w:type="pct" w:w="5000"/>
-        <w:tblLayout w:type="fixed"/>
+        <w:tblLayout w:type="autofit"/>
         <w:tblLook w:firstRow="1" w:lastRow="0" w:firstColumn="0" w:lastColumn="0" w:noHBand="0" w:noVBand="0" w:val="0020"/>
+        <w:tblBorders>
+          <w:top w:val="single" w:sz="6" w:space="0" w:color="auto"/>
+          <w:left w:val="single" w:sz="6" w:space="0" w:color="auto"/>
+          <w:bottom w:val="single" w:sz="6" w:space="0" w:color="auto"/>
+          <w:right w:val="single" w:sz="6" w:space="0" w:color="auto"/>
+          <w:insideH w:val="single" w:sz="6" w:space="0" w:color="auto"/>
+          <w:insideV w:val="single" w:sz="6" w:space="0" w:color="auto"/>
+        </w:tblBorders>
       </w:tblPr>
       <w:tblGrid>
         <w:gridCol w:w="3168"/>
@@ -11142,8 +11258,16 @@
       <w:tblPr>
         <w:tblStyle w:val="Table"/>
         <w:tblW w:type="pct" w:w="5000"/>
-        <w:tblLayout w:type="fixed"/>
+        <w:tblLayout w:type="autofit"/>
         <w:tblLook w:firstRow="1" w:lastRow="0" w:firstColumn="0" w:lastColumn="0" w:noHBand="0" w:noVBand="0" w:val="0020"/>
+        <w:tblBorders>
+          <w:top w:val="single" w:sz="6" w:space="0" w:color="auto"/>
+          <w:left w:val="single" w:sz="6" w:space="0" w:color="auto"/>
+          <w:bottom w:val="single" w:sz="6" w:space="0" w:color="auto"/>
+          <w:right w:val="single" w:sz="6" w:space="0" w:color="auto"/>
+          <w:insideH w:val="single" w:sz="6" w:space="0" w:color="auto"/>
+          <w:insideV w:val="single" w:sz="6" w:space="0" w:color="auto"/>
+        </w:tblBorders>
       </w:tblPr>
       <w:tblGrid>
         <w:gridCol w:w="3046"/>
@@ -11516,8 +11640,16 @@
       <w:tblPr>
         <w:tblStyle w:val="Table"/>
         <w:tblW w:type="pct" w:w="5000"/>
-        <w:tblLayout w:type="fixed"/>
+        <w:tblLayout w:type="autofit"/>
         <w:tblLook w:firstRow="1" w:lastRow="0" w:firstColumn="0" w:lastColumn="0" w:noHBand="0" w:noVBand="0" w:val="0020"/>
+        <w:tblBorders>
+          <w:top w:val="single" w:sz="6" w:space="0" w:color="auto"/>
+          <w:left w:val="single" w:sz="6" w:space="0" w:color="auto"/>
+          <w:bottom w:val="single" w:sz="6" w:space="0" w:color="auto"/>
+          <w:right w:val="single" w:sz="6" w:space="0" w:color="auto"/>
+          <w:insideH w:val="single" w:sz="6" w:space="0" w:color="auto"/>
+          <w:insideV w:val="single" w:sz="6" w:space="0" w:color="auto"/>
+        </w:tblBorders>
       </w:tblPr>
       <w:tblGrid>
         <w:gridCol w:w="3168"/>
@@ -11723,8 +11855,16 @@
       <w:tblPr>
         <w:tblStyle w:val="Table"/>
         <w:tblW w:type="pct" w:w="5000"/>
-        <w:tblLayout w:type="fixed"/>
+        <w:tblLayout w:type="autofit"/>
         <w:tblLook w:firstRow="1" w:lastRow="0" w:firstColumn="0" w:lastColumn="0" w:noHBand="0" w:noVBand="0" w:val="0020"/>
+        <w:tblBorders>
+          <w:top w:val="single" w:sz="6" w:space="0" w:color="auto"/>
+          <w:left w:val="single" w:sz="6" w:space="0" w:color="auto"/>
+          <w:bottom w:val="single" w:sz="6" w:space="0" w:color="auto"/>
+          <w:right w:val="single" w:sz="6" w:space="0" w:color="auto"/>
+          <w:insideH w:val="single" w:sz="6" w:space="0" w:color="auto"/>
+          <w:insideV w:val="single" w:sz="6" w:space="0" w:color="auto"/>
+        </w:tblBorders>
       </w:tblPr>
       <w:tblGrid>
         <w:gridCol w:w="3168"/>
@@ -12014,8 +12154,16 @@
       <w:tblPr>
         <w:tblStyle w:val="Table"/>
         <w:tblW w:type="pct" w:w="5000"/>
-        <w:tblLayout w:type="fixed"/>
+        <w:tblLayout w:type="autofit"/>
         <w:tblLook w:firstRow="1" w:lastRow="0" w:firstColumn="0" w:lastColumn="0" w:noHBand="0" w:noVBand="0" w:val="0020"/>
+        <w:tblBorders>
+          <w:top w:val="single" w:sz="6" w:space="0" w:color="auto"/>
+          <w:left w:val="single" w:sz="6" w:space="0" w:color="auto"/>
+          <w:bottom w:val="single" w:sz="6" w:space="0" w:color="auto"/>
+          <w:right w:val="single" w:sz="6" w:space="0" w:color="auto"/>
+          <w:insideH w:val="single" w:sz="6" w:space="0" w:color="auto"/>
+          <w:insideV w:val="single" w:sz="6" w:space="0" w:color="auto"/>
+        </w:tblBorders>
       </w:tblPr>
       <w:tblGrid>
         <w:gridCol w:w="3168"/>
@@ -12184,8 +12332,16 @@
       <w:tblPr>
         <w:tblStyle w:val="Table"/>
         <w:tblW w:type="pct" w:w="5000"/>
-        <w:tblLayout w:type="fixed"/>
+        <w:tblLayout w:type="autofit"/>
         <w:tblLook w:firstRow="1" w:lastRow="0" w:firstColumn="0" w:lastColumn="0" w:noHBand="0" w:noVBand="0" w:val="0020"/>
+        <w:tblBorders>
+          <w:top w:val="single" w:sz="6" w:space="0" w:color="auto"/>
+          <w:left w:val="single" w:sz="6" w:space="0" w:color="auto"/>
+          <w:bottom w:val="single" w:sz="6" w:space="0" w:color="auto"/>
+          <w:right w:val="single" w:sz="6" w:space="0" w:color="auto"/>
+          <w:insideH w:val="single" w:sz="6" w:space="0" w:color="auto"/>
+          <w:insideV w:val="single" w:sz="6" w:space="0" w:color="auto"/>
+        </w:tblBorders>
       </w:tblPr>
       <w:tblGrid>
         <w:gridCol w:w="3168"/>
@@ -12469,8 +12625,16 @@
       <w:tblPr>
         <w:tblStyle w:val="Table"/>
         <w:tblW w:type="pct" w:w="5000"/>
-        <w:tblLayout w:type="fixed"/>
+        <w:tblLayout w:type="autofit"/>
         <w:tblLook w:firstRow="1" w:lastRow="0" w:firstColumn="0" w:lastColumn="0" w:noHBand="0" w:noVBand="0" w:val="0020"/>
+        <w:tblBorders>
+          <w:top w:val="single" w:sz="6" w:space="0" w:color="auto"/>
+          <w:left w:val="single" w:sz="6" w:space="0" w:color="auto"/>
+          <w:bottom w:val="single" w:sz="6" w:space="0" w:color="auto"/>
+          <w:right w:val="single" w:sz="6" w:space="0" w:color="auto"/>
+          <w:insideH w:val="single" w:sz="6" w:space="0" w:color="auto"/>
+          <w:insideV w:val="single" w:sz="6" w:space="0" w:color="auto"/>
+        </w:tblBorders>
       </w:tblPr>
       <w:tblGrid>
         <w:gridCol w:w="3168"/>
@@ -12800,8 +12964,16 @@
       <w:tblPr>
         <w:tblStyle w:val="Table"/>
         <w:tblW w:type="pct" w:w="5000"/>
-        <w:tblLayout w:type="fixed"/>
+        <w:tblLayout w:type="autofit"/>
         <w:tblLook w:firstRow="1" w:lastRow="0" w:firstColumn="0" w:lastColumn="0" w:noHBand="0" w:noVBand="0" w:val="0020"/>
+        <w:tblBorders>
+          <w:top w:val="single" w:sz="6" w:space="0" w:color="auto"/>
+          <w:left w:val="single" w:sz="6" w:space="0" w:color="auto"/>
+          <w:bottom w:val="single" w:sz="6" w:space="0" w:color="auto"/>
+          <w:right w:val="single" w:sz="6" w:space="0" w:color="auto"/>
+          <w:insideH w:val="single" w:sz="6" w:space="0" w:color="auto"/>
+          <w:insideV w:val="single" w:sz="6" w:space="0" w:color="auto"/>
+        </w:tblBorders>
       </w:tblPr>
       <w:tblGrid>
         <w:gridCol w:w="3168"/>
@@ -13012,8 +13184,16 @@
       <w:tblPr>
         <w:tblStyle w:val="Table"/>
         <w:tblW w:type="pct" w:w="5000"/>
-        <w:tblLayout w:type="fixed"/>
+        <w:tblLayout w:type="autofit"/>
         <w:tblLook w:firstRow="1" w:lastRow="0" w:firstColumn="0" w:lastColumn="0" w:noHBand="0" w:noVBand="0" w:val="0020"/>
+        <w:tblBorders>
+          <w:top w:val="single" w:sz="6" w:space="0" w:color="auto"/>
+          <w:left w:val="single" w:sz="6" w:space="0" w:color="auto"/>
+          <w:bottom w:val="single" w:sz="6" w:space="0" w:color="auto"/>
+          <w:right w:val="single" w:sz="6" w:space="0" w:color="auto"/>
+          <w:insideH w:val="single" w:sz="6" w:space="0" w:color="auto"/>
+          <w:insideV w:val="single" w:sz="6" w:space="0" w:color="auto"/>
+        </w:tblBorders>
       </w:tblPr>
       <w:tblGrid>
         <w:gridCol w:w="3168"/>
@@ -13414,8 +13594,16 @@
       <w:tblPr>
         <w:tblStyle w:val="Table"/>
         <w:tblW w:type="pct" w:w="5000"/>
-        <w:tblLayout w:type="fixed"/>
+        <w:tblLayout w:type="autofit"/>
         <w:tblLook w:firstRow="1" w:lastRow="0" w:firstColumn="0" w:lastColumn="0" w:noHBand="0" w:noVBand="0" w:val="0020"/>
+        <w:tblBorders>
+          <w:top w:val="single" w:sz="6" w:space="0" w:color="auto"/>
+          <w:left w:val="single" w:sz="6" w:space="0" w:color="auto"/>
+          <w:bottom w:val="single" w:sz="6" w:space="0" w:color="auto"/>
+          <w:right w:val="single" w:sz="6" w:space="0" w:color="auto"/>
+          <w:insideH w:val="single" w:sz="6" w:space="0" w:color="auto"/>
+          <w:insideV w:val="single" w:sz="6" w:space="0" w:color="auto"/>
+        </w:tblBorders>
       </w:tblPr>
       <w:tblGrid>
         <w:gridCol w:w="3168"/>
@@ -14005,8 +14193,16 @@
       <w:tblPr>
         <w:tblStyle w:val="Table"/>
         <w:tblW w:type="pct" w:w="5000"/>
-        <w:tblLayout w:type="fixed"/>
+        <w:tblLayout w:type="autofit"/>
         <w:tblLook w:firstRow="1" w:lastRow="0" w:firstColumn="0" w:lastColumn="0" w:noHBand="0" w:noVBand="0" w:val="0020"/>
+        <w:tblBorders>
+          <w:top w:val="single" w:sz="6" w:space="0" w:color="auto"/>
+          <w:left w:val="single" w:sz="6" w:space="0" w:color="auto"/>
+          <w:bottom w:val="single" w:sz="6" w:space="0" w:color="auto"/>
+          <w:right w:val="single" w:sz="6" w:space="0" w:color="auto"/>
+          <w:insideH w:val="single" w:sz="6" w:space="0" w:color="auto"/>
+          <w:insideV w:val="single" w:sz="6" w:space="0" w:color="auto"/>
+        </w:tblBorders>
       </w:tblPr>
       <w:tblGrid>
         <w:gridCol w:w="2754"/>
@@ -14266,8 +14462,16 @@
       <w:tblPr>
         <w:tblStyle w:val="Table"/>
         <w:tblW w:type="pct" w:w="5000"/>
-        <w:tblLayout w:type="fixed"/>
+        <w:tblLayout w:type="autofit"/>
         <w:tblLook w:firstRow="1" w:lastRow="0" w:firstColumn="0" w:lastColumn="0" w:noHBand="0" w:noVBand="0" w:val="0020"/>
+        <w:tblBorders>
+          <w:top w:val="single" w:sz="6" w:space="0" w:color="auto"/>
+          <w:left w:val="single" w:sz="6" w:space="0" w:color="auto"/>
+          <w:bottom w:val="single" w:sz="6" w:space="0" w:color="auto"/>
+          <w:right w:val="single" w:sz="6" w:space="0" w:color="auto"/>
+          <w:insideH w:val="single" w:sz="6" w:space="0" w:color="auto"/>
+          <w:insideV w:val="single" w:sz="6" w:space="0" w:color="auto"/>
+        </w:tblBorders>
       </w:tblPr>
       <w:tblGrid>
         <w:gridCol w:w="2754"/>
@@ -14447,8 +14651,16 @@
       <w:tblPr>
         <w:tblStyle w:val="Table"/>
         <w:tblW w:type="pct" w:w="5000"/>
-        <w:tblLayout w:type="fixed"/>
+        <w:tblLayout w:type="autofit"/>
         <w:tblLook w:firstRow="1" w:lastRow="0" w:firstColumn="0" w:lastColumn="0" w:noHBand="0" w:noVBand="0" w:val="0020"/>
+        <w:tblBorders>
+          <w:top w:val="single" w:sz="6" w:space="0" w:color="auto"/>
+          <w:left w:val="single" w:sz="6" w:space="0" w:color="auto"/>
+          <w:bottom w:val="single" w:sz="6" w:space="0" w:color="auto"/>
+          <w:right w:val="single" w:sz="6" w:space="0" w:color="auto"/>
+          <w:insideH w:val="single" w:sz="6" w:space="0" w:color="auto"/>
+          <w:insideV w:val="single" w:sz="6" w:space="0" w:color="auto"/>
+        </w:tblBorders>
       </w:tblPr>
       <w:tblGrid>
         <w:gridCol w:w="2754"/>
@@ -14699,8 +14911,16 @@
       <w:tblPr>
         <w:tblStyle w:val="Table"/>
         <w:tblW w:type="pct" w:w="5000"/>
-        <w:tblLayout w:type="fixed"/>
+        <w:tblLayout w:type="autofit"/>
         <w:tblLook w:firstRow="1" w:lastRow="0" w:firstColumn="0" w:lastColumn="0" w:noHBand="0" w:noVBand="0" w:val="0020"/>
+        <w:tblBorders>
+          <w:top w:val="single" w:sz="6" w:space="0" w:color="auto"/>
+          <w:left w:val="single" w:sz="6" w:space="0" w:color="auto"/>
+          <w:bottom w:val="single" w:sz="6" w:space="0" w:color="auto"/>
+          <w:right w:val="single" w:sz="6" w:space="0" w:color="auto"/>
+          <w:insideH w:val="single" w:sz="6" w:space="0" w:color="auto"/>
+          <w:insideV w:val="single" w:sz="6" w:space="0" w:color="auto"/>
+        </w:tblBorders>
       </w:tblPr>
       <w:tblGrid>
         <w:gridCol w:w="1827"/>
@@ -15060,8 +15280,16 @@
       <w:tblPr>
         <w:tblStyle w:val="Table"/>
         <w:tblW w:type="pct" w:w="5000"/>
-        <w:tblLayout w:type="fixed"/>
+        <w:tblLayout w:type="autofit"/>
         <w:tblLook w:firstRow="1" w:lastRow="0" w:firstColumn="0" w:lastColumn="0" w:noHBand="0" w:noVBand="0" w:val="0020"/>
+        <w:tblBorders>
+          <w:top w:val="single" w:sz="6" w:space="0" w:color="auto"/>
+          <w:left w:val="single" w:sz="6" w:space="0" w:color="auto"/>
+          <w:bottom w:val="single" w:sz="6" w:space="0" w:color="auto"/>
+          <w:right w:val="single" w:sz="6" w:space="0" w:color="auto"/>
+          <w:insideH w:val="single" w:sz="6" w:space="0" w:color="auto"/>
+          <w:insideV w:val="single" w:sz="6" w:space="0" w:color="auto"/>
+        </w:tblBorders>
       </w:tblPr>
       <w:tblGrid>
         <w:gridCol w:w="4840"/>
@@ -15345,8 +15573,16 @@
       <w:tblPr>
         <w:tblStyle w:val="Table"/>
         <w:tblW w:type="pct" w:w="5000"/>
-        <w:tblLayout w:type="fixed"/>
+        <w:tblLayout w:type="autofit"/>
         <w:tblLook w:firstRow="1" w:lastRow="0" w:firstColumn="0" w:lastColumn="0" w:noHBand="0" w:noVBand="0" w:val="0020"/>
+        <w:tblBorders>
+          <w:top w:val="single" w:sz="6" w:space="0" w:color="auto"/>
+          <w:left w:val="single" w:sz="6" w:space="0" w:color="auto"/>
+          <w:bottom w:val="single" w:sz="6" w:space="0" w:color="auto"/>
+          <w:right w:val="single" w:sz="6" w:space="0" w:color="auto"/>
+          <w:insideH w:val="single" w:sz="6" w:space="0" w:color="auto"/>
+          <w:insideV w:val="single" w:sz="6" w:space="0" w:color="auto"/>
+        </w:tblBorders>
       </w:tblPr>
       <w:tblGrid>
         <w:gridCol w:w="3727"/>
@@ -15539,8 +15775,16 @@
       <w:tblPr>
         <w:tblStyle w:val="Table"/>
         <w:tblW w:type="pct" w:w="5000"/>
-        <w:tblLayout w:type="fixed"/>
+        <w:tblLayout w:type="autofit"/>
         <w:tblLook w:firstRow="1" w:lastRow="0" w:firstColumn="0" w:lastColumn="0" w:noHBand="0" w:noVBand="0" w:val="0020"/>
+        <w:tblBorders>
+          <w:top w:val="single" w:sz="6" w:space="0" w:color="auto"/>
+          <w:left w:val="single" w:sz="6" w:space="0" w:color="auto"/>
+          <w:bottom w:val="single" w:sz="6" w:space="0" w:color="auto"/>
+          <w:right w:val="single" w:sz="6" w:space="0" w:color="auto"/>
+          <w:insideH w:val="single" w:sz="6" w:space="0" w:color="auto"/>
+          <w:insideV w:val="single" w:sz="6" w:space="0" w:color="auto"/>
+        </w:tblBorders>
       </w:tblPr>
       <w:tblGrid>
         <w:gridCol w:w="3727"/>
@@ -15712,8 +15956,16 @@
       <w:tblPr>
         <w:tblStyle w:val="Table"/>
         <w:tblW w:type="pct" w:w="5000"/>
-        <w:tblLayout w:type="fixed"/>
+        <w:tblLayout w:type="autofit"/>
         <w:tblLook w:firstRow="1" w:lastRow="0" w:firstColumn="0" w:lastColumn="0" w:noHBand="0" w:noVBand="0" w:val="0020"/>
+        <w:tblBorders>
+          <w:top w:val="single" w:sz="6" w:space="0" w:color="auto"/>
+          <w:left w:val="single" w:sz="6" w:space="0" w:color="auto"/>
+          <w:bottom w:val="single" w:sz="6" w:space="0" w:color="auto"/>
+          <w:right w:val="single" w:sz="6" w:space="0" w:color="auto"/>
+          <w:insideH w:val="single" w:sz="6" w:space="0" w:color="auto"/>
+          <w:insideV w:val="single" w:sz="6" w:space="0" w:color="auto"/>
+        </w:tblBorders>
       </w:tblPr>
       <w:tblGrid>
         <w:gridCol w:w="2092"/>
@@ -16915,6 +17167,7 @@
     <w:bookmarkEnd w:id="284"/>
     <w:bookmarkEnd w:id="285"/>
     <w:sectPr>
+      <w:pgSz w:w="16838" w:h="11906" w:orient="landscape"/>
       <w:footnotePr>
         <w:numRestart w:val="eachSect"/>
       </w:footnotePr>
@@ -17298,6 +17551,7 @@
   <w:docDefaults>
     <w:rPrDefault>
       <w:rPr>
+        <w:color w:val="auto"/>
         <w:rFonts w:asciiTheme="minorHAnsi" w:cstheme="minorBidi" w:eastAsiaTheme="minorEastAsia" w:hAnsiTheme="minorHAnsi"/>
         <w:sz w:val="24"/>
         <w:szCs w:val="24"/>

--- a/docx/Automation/Code_Map_Automations.docx
+++ b/docx/Automation/Code_Map_Automations.docx
@@ -1197,15 +1197,15 @@
       <w:tblPr>
         <w:tblStyle w:val="Table"/>
         <w:tblW w:type="pct" w:w="5000"/>
-        <w:tblLayout w:type="autofit"/>
+        <w:tblLayout w:type="fixed"/>
         <w:tblLook w:firstRow="1" w:lastRow="0" w:firstColumn="0" w:lastColumn="0" w:noHBand="0" w:noVBand="0" w:val="0020"/>
         <w:tblBorders>
-          <w:top w:val="single" w:sz="6" w:space="0" w:color="auto"/>
-          <w:left w:val="single" w:sz="6" w:space="0" w:color="auto"/>
-          <w:bottom w:val="single" w:sz="6" w:space="0" w:color="auto"/>
-          <w:right w:val="single" w:sz="6" w:space="0" w:color="auto"/>
-          <w:insideH w:val="single" w:sz="6" w:space="0" w:color="auto"/>
-          <w:insideV w:val="single" w:sz="6" w:space="0" w:color="auto"/>
+          <w:top w:val="single" w:sz="6" w:space="0" w:color="808080"/>
+          <w:left w:val="single" w:sz="6" w:space="0" w:color="808080"/>
+          <w:bottom w:val="single" w:sz="6" w:space="0" w:color="808080"/>
+          <w:right w:val="single" w:sz="6" w:space="0" w:color="808080"/>
+          <w:insideH w:val="single" w:sz="6" w:space="0" w:color="808080"/>
+          <w:insideV w:val="single" w:sz="6" w:space="0" w:color="808080"/>
         </w:tblBorders>
       </w:tblPr>
       <w:tblGrid>
@@ -2013,15 +2013,15 @@
       <w:tblPr>
         <w:tblStyle w:val="Table"/>
         <w:tblW w:type="pct" w:w="5000"/>
-        <w:tblLayout w:type="autofit"/>
+        <w:tblLayout w:type="fixed"/>
         <w:tblLook w:firstRow="1" w:lastRow="0" w:firstColumn="0" w:lastColumn="0" w:noHBand="0" w:noVBand="0" w:val="0020"/>
         <w:tblBorders>
-          <w:top w:val="single" w:sz="6" w:space="0" w:color="auto"/>
-          <w:left w:val="single" w:sz="6" w:space="0" w:color="auto"/>
-          <w:bottom w:val="single" w:sz="6" w:space="0" w:color="auto"/>
-          <w:right w:val="single" w:sz="6" w:space="0" w:color="auto"/>
-          <w:insideH w:val="single" w:sz="6" w:space="0" w:color="auto"/>
-          <w:insideV w:val="single" w:sz="6" w:space="0" w:color="auto"/>
+          <w:top w:val="single" w:sz="6" w:space="0" w:color="808080"/>
+          <w:left w:val="single" w:sz="6" w:space="0" w:color="808080"/>
+          <w:bottom w:val="single" w:sz="6" w:space="0" w:color="808080"/>
+          <w:right w:val="single" w:sz="6" w:space="0" w:color="808080"/>
+          <w:insideH w:val="single" w:sz="6" w:space="0" w:color="808080"/>
+          <w:insideV w:val="single" w:sz="6" w:space="0" w:color="808080"/>
         </w:tblBorders>
       </w:tblPr>
       <w:tblGrid>
@@ -3585,14 +3585,13 @@
         <w:tblStyle w:val="Table"/>
         <w:tblW w:type="auto" w:w="0"/>
         <w:tblLook w:firstRow="1" w:lastRow="0" w:firstColumn="0" w:lastColumn="0" w:noHBand="0" w:noVBand="0" w:val="0020"/>
-        <w:tblLayout w:type="autofit"/>
         <w:tblBorders>
-          <w:top w:val="single" w:sz="6" w:space="0" w:color="auto"/>
-          <w:left w:val="single" w:sz="6" w:space="0" w:color="auto"/>
-          <w:bottom w:val="single" w:sz="6" w:space="0" w:color="auto"/>
-          <w:right w:val="single" w:sz="6" w:space="0" w:color="auto"/>
-          <w:insideH w:val="single" w:sz="6" w:space="0" w:color="auto"/>
-          <w:insideV w:val="single" w:sz="6" w:space="0" w:color="auto"/>
+          <w:top w:val="single" w:sz="6" w:space="0" w:color="808080"/>
+          <w:left w:val="single" w:sz="6" w:space="0" w:color="808080"/>
+          <w:bottom w:val="single" w:sz="6" w:space="0" w:color="808080"/>
+          <w:right w:val="single" w:sz="6" w:space="0" w:color="808080"/>
+          <w:insideH w:val="single" w:sz="6" w:space="0" w:color="808080"/>
+          <w:insideV w:val="single" w:sz="6" w:space="0" w:color="808080"/>
         </w:tblBorders>
       </w:tblPr>
       <w:tblGrid>
@@ -4436,15 +4435,15 @@
       <w:tblPr>
         <w:tblStyle w:val="Table"/>
         <w:tblW w:type="pct" w:w="5000"/>
-        <w:tblLayout w:type="autofit"/>
+        <w:tblLayout w:type="fixed"/>
         <w:tblLook w:firstRow="1" w:lastRow="0" w:firstColumn="0" w:lastColumn="0" w:noHBand="0" w:noVBand="0" w:val="0020"/>
         <w:tblBorders>
-          <w:top w:val="single" w:sz="6" w:space="0" w:color="auto"/>
-          <w:left w:val="single" w:sz="6" w:space="0" w:color="auto"/>
-          <w:bottom w:val="single" w:sz="6" w:space="0" w:color="auto"/>
-          <w:right w:val="single" w:sz="6" w:space="0" w:color="auto"/>
-          <w:insideH w:val="single" w:sz="6" w:space="0" w:color="auto"/>
-          <w:insideV w:val="single" w:sz="6" w:space="0" w:color="auto"/>
+          <w:top w:val="single" w:sz="6" w:space="0" w:color="808080"/>
+          <w:left w:val="single" w:sz="6" w:space="0" w:color="808080"/>
+          <w:bottom w:val="single" w:sz="6" w:space="0" w:color="808080"/>
+          <w:right w:val="single" w:sz="6" w:space="0" w:color="808080"/>
+          <w:insideH w:val="single" w:sz="6" w:space="0" w:color="808080"/>
+          <w:insideV w:val="single" w:sz="6" w:space="0" w:color="808080"/>
         </w:tblBorders>
       </w:tblPr>
       <w:tblGrid>
@@ -6029,15 +6028,15 @@
       <w:tblPr>
         <w:tblStyle w:val="Table"/>
         <w:tblW w:type="pct" w:w="5000"/>
-        <w:tblLayout w:type="autofit"/>
+        <w:tblLayout w:type="fixed"/>
         <w:tblLook w:firstRow="1" w:lastRow="0" w:firstColumn="0" w:lastColumn="0" w:noHBand="0" w:noVBand="0" w:val="0020"/>
         <w:tblBorders>
-          <w:top w:val="single" w:sz="6" w:space="0" w:color="auto"/>
-          <w:left w:val="single" w:sz="6" w:space="0" w:color="auto"/>
-          <w:bottom w:val="single" w:sz="6" w:space="0" w:color="auto"/>
-          <w:right w:val="single" w:sz="6" w:space="0" w:color="auto"/>
-          <w:insideH w:val="single" w:sz="6" w:space="0" w:color="auto"/>
-          <w:insideV w:val="single" w:sz="6" w:space="0" w:color="auto"/>
+          <w:top w:val="single" w:sz="6" w:space="0" w:color="808080"/>
+          <w:left w:val="single" w:sz="6" w:space="0" w:color="808080"/>
+          <w:bottom w:val="single" w:sz="6" w:space="0" w:color="808080"/>
+          <w:right w:val="single" w:sz="6" w:space="0" w:color="808080"/>
+          <w:insideH w:val="single" w:sz="6" w:space="0" w:color="808080"/>
+          <w:insideV w:val="single" w:sz="6" w:space="0" w:color="808080"/>
         </w:tblBorders>
       </w:tblPr>
       <w:tblGrid>
@@ -6417,15 +6416,15 @@
       <w:tblPr>
         <w:tblStyle w:val="Table"/>
         <w:tblW w:type="pct" w:w="5000"/>
-        <w:tblLayout w:type="autofit"/>
+        <w:tblLayout w:type="fixed"/>
         <w:tblLook w:firstRow="1" w:lastRow="0" w:firstColumn="0" w:lastColumn="0" w:noHBand="0" w:noVBand="0" w:val="0020"/>
         <w:tblBorders>
-          <w:top w:val="single" w:sz="6" w:space="0" w:color="auto"/>
-          <w:left w:val="single" w:sz="6" w:space="0" w:color="auto"/>
-          <w:bottom w:val="single" w:sz="6" w:space="0" w:color="auto"/>
-          <w:right w:val="single" w:sz="6" w:space="0" w:color="auto"/>
-          <w:insideH w:val="single" w:sz="6" w:space="0" w:color="auto"/>
-          <w:insideV w:val="single" w:sz="6" w:space="0" w:color="auto"/>
+          <w:top w:val="single" w:sz="6" w:space="0" w:color="808080"/>
+          <w:left w:val="single" w:sz="6" w:space="0" w:color="808080"/>
+          <w:bottom w:val="single" w:sz="6" w:space="0" w:color="808080"/>
+          <w:right w:val="single" w:sz="6" w:space="0" w:color="808080"/>
+          <w:insideH w:val="single" w:sz="6" w:space="0" w:color="808080"/>
+          <w:insideV w:val="single" w:sz="6" w:space="0" w:color="808080"/>
         </w:tblBorders>
       </w:tblPr>
       <w:tblGrid>
@@ -7088,14 +7087,13 @@
         <w:tblStyle w:val="Table"/>
         <w:tblW w:type="auto" w:w="0"/>
         <w:tblLook w:firstRow="1" w:lastRow="0" w:firstColumn="0" w:lastColumn="0" w:noHBand="0" w:noVBand="0" w:val="0020"/>
-        <w:tblLayout w:type="autofit"/>
         <w:tblBorders>
-          <w:top w:val="single" w:sz="6" w:space="0" w:color="auto"/>
-          <w:left w:val="single" w:sz="6" w:space="0" w:color="auto"/>
-          <w:bottom w:val="single" w:sz="6" w:space="0" w:color="auto"/>
-          <w:right w:val="single" w:sz="6" w:space="0" w:color="auto"/>
-          <w:insideH w:val="single" w:sz="6" w:space="0" w:color="auto"/>
-          <w:insideV w:val="single" w:sz="6" w:space="0" w:color="auto"/>
+          <w:top w:val="single" w:sz="6" w:space="0" w:color="808080"/>
+          <w:left w:val="single" w:sz="6" w:space="0" w:color="808080"/>
+          <w:bottom w:val="single" w:sz="6" w:space="0" w:color="808080"/>
+          <w:right w:val="single" w:sz="6" w:space="0" w:color="808080"/>
+          <w:insideH w:val="single" w:sz="6" w:space="0" w:color="808080"/>
+          <w:insideV w:val="single" w:sz="6" w:space="0" w:color="808080"/>
         </w:tblBorders>
       </w:tblPr>
       <w:tblGrid>
@@ -7384,15 +7382,15 @@
       <w:tblPr>
         <w:tblStyle w:val="Table"/>
         <w:tblW w:type="pct" w:w="5000"/>
-        <w:tblLayout w:type="autofit"/>
+        <w:tblLayout w:type="fixed"/>
         <w:tblLook w:firstRow="1" w:lastRow="0" w:firstColumn="0" w:lastColumn="0" w:noHBand="0" w:noVBand="0" w:val="0020"/>
         <w:tblBorders>
-          <w:top w:val="single" w:sz="6" w:space="0" w:color="auto"/>
-          <w:left w:val="single" w:sz="6" w:space="0" w:color="auto"/>
-          <w:bottom w:val="single" w:sz="6" w:space="0" w:color="auto"/>
-          <w:right w:val="single" w:sz="6" w:space="0" w:color="auto"/>
-          <w:insideH w:val="single" w:sz="6" w:space="0" w:color="auto"/>
-          <w:insideV w:val="single" w:sz="6" w:space="0" w:color="auto"/>
+          <w:top w:val="single" w:sz="6" w:space="0" w:color="808080"/>
+          <w:left w:val="single" w:sz="6" w:space="0" w:color="808080"/>
+          <w:bottom w:val="single" w:sz="6" w:space="0" w:color="808080"/>
+          <w:right w:val="single" w:sz="6" w:space="0" w:color="808080"/>
+          <w:insideH w:val="single" w:sz="6" w:space="0" w:color="808080"/>
+          <w:insideV w:val="single" w:sz="6" w:space="0" w:color="808080"/>
         </w:tblBorders>
       </w:tblPr>
       <w:tblGrid>
@@ -8122,14 +8120,13 @@
         <w:tblStyle w:val="Table"/>
         <w:tblW w:type="auto" w:w="0"/>
         <w:tblLook w:firstRow="1" w:lastRow="0" w:firstColumn="0" w:lastColumn="0" w:noHBand="0" w:noVBand="0" w:val="0020"/>
-        <w:tblLayout w:type="autofit"/>
         <w:tblBorders>
-          <w:top w:val="single" w:sz="6" w:space="0" w:color="auto"/>
-          <w:left w:val="single" w:sz="6" w:space="0" w:color="auto"/>
-          <w:bottom w:val="single" w:sz="6" w:space="0" w:color="auto"/>
-          <w:right w:val="single" w:sz="6" w:space="0" w:color="auto"/>
-          <w:insideH w:val="single" w:sz="6" w:space="0" w:color="auto"/>
-          <w:insideV w:val="single" w:sz="6" w:space="0" w:color="auto"/>
+          <w:top w:val="single" w:sz="6" w:space="0" w:color="808080"/>
+          <w:left w:val="single" w:sz="6" w:space="0" w:color="808080"/>
+          <w:bottom w:val="single" w:sz="6" w:space="0" w:color="808080"/>
+          <w:right w:val="single" w:sz="6" w:space="0" w:color="808080"/>
+          <w:insideH w:val="single" w:sz="6" w:space="0" w:color="808080"/>
+          <w:insideV w:val="single" w:sz="6" w:space="0" w:color="808080"/>
         </w:tblBorders>
       </w:tblPr>
       <w:tblGrid>
@@ -8351,15 +8348,15 @@
       <w:tblPr>
         <w:tblStyle w:val="Table"/>
         <w:tblW w:type="pct" w:w="5000"/>
-        <w:tblLayout w:type="autofit"/>
+        <w:tblLayout w:type="fixed"/>
         <w:tblLook w:firstRow="1" w:lastRow="0" w:firstColumn="0" w:lastColumn="0" w:noHBand="0" w:noVBand="0" w:val="0020"/>
         <w:tblBorders>
-          <w:top w:val="single" w:sz="6" w:space="0" w:color="auto"/>
-          <w:left w:val="single" w:sz="6" w:space="0" w:color="auto"/>
-          <w:bottom w:val="single" w:sz="6" w:space="0" w:color="auto"/>
-          <w:right w:val="single" w:sz="6" w:space="0" w:color="auto"/>
-          <w:insideH w:val="single" w:sz="6" w:space="0" w:color="auto"/>
-          <w:insideV w:val="single" w:sz="6" w:space="0" w:color="auto"/>
+          <w:top w:val="single" w:sz="6" w:space="0" w:color="808080"/>
+          <w:left w:val="single" w:sz="6" w:space="0" w:color="808080"/>
+          <w:bottom w:val="single" w:sz="6" w:space="0" w:color="808080"/>
+          <w:right w:val="single" w:sz="6" w:space="0" w:color="808080"/>
+          <w:insideH w:val="single" w:sz="6" w:space="0" w:color="808080"/>
+          <w:insideV w:val="single" w:sz="6" w:space="0" w:color="808080"/>
         </w:tblBorders>
       </w:tblPr>
       <w:tblGrid>
@@ -9203,14 +9200,13 @@
         <w:tblStyle w:val="Table"/>
         <w:tblW w:type="auto" w:w="0"/>
         <w:tblLook w:firstRow="1" w:lastRow="0" w:firstColumn="0" w:lastColumn="0" w:noHBand="0" w:noVBand="0" w:val="0020"/>
-        <w:tblLayout w:type="autofit"/>
         <w:tblBorders>
-          <w:top w:val="single" w:sz="6" w:space="0" w:color="auto"/>
-          <w:left w:val="single" w:sz="6" w:space="0" w:color="auto"/>
-          <w:bottom w:val="single" w:sz="6" w:space="0" w:color="auto"/>
-          <w:right w:val="single" w:sz="6" w:space="0" w:color="auto"/>
-          <w:insideH w:val="single" w:sz="6" w:space="0" w:color="auto"/>
-          <w:insideV w:val="single" w:sz="6" w:space="0" w:color="auto"/>
+          <w:top w:val="single" w:sz="6" w:space="0" w:color="808080"/>
+          <w:left w:val="single" w:sz="6" w:space="0" w:color="808080"/>
+          <w:bottom w:val="single" w:sz="6" w:space="0" w:color="808080"/>
+          <w:right w:val="single" w:sz="6" w:space="0" w:color="808080"/>
+          <w:insideH w:val="single" w:sz="6" w:space="0" w:color="808080"/>
+          <w:insideV w:val="single" w:sz="6" w:space="0" w:color="808080"/>
         </w:tblBorders>
       </w:tblPr>
       <w:tblGrid>
@@ -9526,15 +9522,15 @@
       <w:tblPr>
         <w:tblStyle w:val="Table"/>
         <w:tblW w:type="pct" w:w="5000"/>
-        <w:tblLayout w:type="autofit"/>
+        <w:tblLayout w:type="fixed"/>
         <w:tblLook w:firstRow="1" w:lastRow="0" w:firstColumn="0" w:lastColumn="0" w:noHBand="0" w:noVBand="0" w:val="0020"/>
         <w:tblBorders>
-          <w:top w:val="single" w:sz="6" w:space="0" w:color="auto"/>
-          <w:left w:val="single" w:sz="6" w:space="0" w:color="auto"/>
-          <w:bottom w:val="single" w:sz="6" w:space="0" w:color="auto"/>
-          <w:right w:val="single" w:sz="6" w:space="0" w:color="auto"/>
-          <w:insideH w:val="single" w:sz="6" w:space="0" w:color="auto"/>
-          <w:insideV w:val="single" w:sz="6" w:space="0" w:color="auto"/>
+          <w:top w:val="single" w:sz="6" w:space="0" w:color="808080"/>
+          <w:left w:val="single" w:sz="6" w:space="0" w:color="808080"/>
+          <w:bottom w:val="single" w:sz="6" w:space="0" w:color="808080"/>
+          <w:right w:val="single" w:sz="6" w:space="0" w:color="808080"/>
+          <w:insideH w:val="single" w:sz="6" w:space="0" w:color="808080"/>
+          <w:insideV w:val="single" w:sz="6" w:space="0" w:color="808080"/>
         </w:tblBorders>
       </w:tblPr>
       <w:tblGrid>
@@ -10536,15 +10532,15 @@
       <w:tblPr>
         <w:tblStyle w:val="Table"/>
         <w:tblW w:type="pct" w:w="5000"/>
-        <w:tblLayout w:type="autofit"/>
+        <w:tblLayout w:type="fixed"/>
         <w:tblLook w:firstRow="1" w:lastRow="0" w:firstColumn="0" w:lastColumn="0" w:noHBand="0" w:noVBand="0" w:val="0020"/>
         <w:tblBorders>
-          <w:top w:val="single" w:sz="6" w:space="0" w:color="auto"/>
-          <w:left w:val="single" w:sz="6" w:space="0" w:color="auto"/>
-          <w:bottom w:val="single" w:sz="6" w:space="0" w:color="auto"/>
-          <w:right w:val="single" w:sz="6" w:space="0" w:color="auto"/>
-          <w:insideH w:val="single" w:sz="6" w:space="0" w:color="auto"/>
-          <w:insideV w:val="single" w:sz="6" w:space="0" w:color="auto"/>
+          <w:top w:val="single" w:sz="6" w:space="0" w:color="808080"/>
+          <w:left w:val="single" w:sz="6" w:space="0" w:color="808080"/>
+          <w:bottom w:val="single" w:sz="6" w:space="0" w:color="808080"/>
+          <w:right w:val="single" w:sz="6" w:space="0" w:color="808080"/>
+          <w:insideH w:val="single" w:sz="6" w:space="0" w:color="808080"/>
+          <w:insideV w:val="single" w:sz="6" w:space="0" w:color="808080"/>
         </w:tblBorders>
       </w:tblPr>
       <w:tblGrid>
@@ -10964,15 +10960,15 @@
       <w:tblPr>
         <w:tblStyle w:val="Table"/>
         <w:tblW w:type="pct" w:w="5000"/>
-        <w:tblLayout w:type="autofit"/>
+        <w:tblLayout w:type="fixed"/>
         <w:tblLook w:firstRow="1" w:lastRow="0" w:firstColumn="0" w:lastColumn="0" w:noHBand="0" w:noVBand="0" w:val="0020"/>
         <w:tblBorders>
-          <w:top w:val="single" w:sz="6" w:space="0" w:color="auto"/>
-          <w:left w:val="single" w:sz="6" w:space="0" w:color="auto"/>
-          <w:bottom w:val="single" w:sz="6" w:space="0" w:color="auto"/>
-          <w:right w:val="single" w:sz="6" w:space="0" w:color="auto"/>
-          <w:insideH w:val="single" w:sz="6" w:space="0" w:color="auto"/>
-          <w:insideV w:val="single" w:sz="6" w:space="0" w:color="auto"/>
+          <w:top w:val="single" w:sz="6" w:space="0" w:color="808080"/>
+          <w:left w:val="single" w:sz="6" w:space="0" w:color="808080"/>
+          <w:bottom w:val="single" w:sz="6" w:space="0" w:color="808080"/>
+          <w:right w:val="single" w:sz="6" w:space="0" w:color="808080"/>
+          <w:insideH w:val="single" w:sz="6" w:space="0" w:color="808080"/>
+          <w:insideV w:val="single" w:sz="6" w:space="0" w:color="808080"/>
         </w:tblBorders>
       </w:tblPr>
       <w:tblGrid>
@@ -11258,15 +11254,15 @@
       <w:tblPr>
         <w:tblStyle w:val="Table"/>
         <w:tblW w:type="pct" w:w="5000"/>
-        <w:tblLayout w:type="autofit"/>
+        <w:tblLayout w:type="fixed"/>
         <w:tblLook w:firstRow="1" w:lastRow="0" w:firstColumn="0" w:lastColumn="0" w:noHBand="0" w:noVBand="0" w:val="0020"/>
         <w:tblBorders>
-          <w:top w:val="single" w:sz="6" w:space="0" w:color="auto"/>
-          <w:left w:val="single" w:sz="6" w:space="0" w:color="auto"/>
-          <w:bottom w:val="single" w:sz="6" w:space="0" w:color="auto"/>
-          <w:right w:val="single" w:sz="6" w:space="0" w:color="auto"/>
-          <w:insideH w:val="single" w:sz="6" w:space="0" w:color="auto"/>
-          <w:insideV w:val="single" w:sz="6" w:space="0" w:color="auto"/>
+          <w:top w:val="single" w:sz="6" w:space="0" w:color="808080"/>
+          <w:left w:val="single" w:sz="6" w:space="0" w:color="808080"/>
+          <w:bottom w:val="single" w:sz="6" w:space="0" w:color="808080"/>
+          <w:right w:val="single" w:sz="6" w:space="0" w:color="808080"/>
+          <w:insideH w:val="single" w:sz="6" w:space="0" w:color="808080"/>
+          <w:insideV w:val="single" w:sz="6" w:space="0" w:color="808080"/>
         </w:tblBorders>
       </w:tblPr>
       <w:tblGrid>
@@ -11640,15 +11636,15 @@
       <w:tblPr>
         <w:tblStyle w:val="Table"/>
         <w:tblW w:type="pct" w:w="5000"/>
-        <w:tblLayout w:type="autofit"/>
+        <w:tblLayout w:type="fixed"/>
         <w:tblLook w:firstRow="1" w:lastRow="0" w:firstColumn="0" w:lastColumn="0" w:noHBand="0" w:noVBand="0" w:val="0020"/>
         <w:tblBorders>
-          <w:top w:val="single" w:sz="6" w:space="0" w:color="auto"/>
-          <w:left w:val="single" w:sz="6" w:space="0" w:color="auto"/>
-          <w:bottom w:val="single" w:sz="6" w:space="0" w:color="auto"/>
-          <w:right w:val="single" w:sz="6" w:space="0" w:color="auto"/>
-          <w:insideH w:val="single" w:sz="6" w:space="0" w:color="auto"/>
-          <w:insideV w:val="single" w:sz="6" w:space="0" w:color="auto"/>
+          <w:top w:val="single" w:sz="6" w:space="0" w:color="808080"/>
+          <w:left w:val="single" w:sz="6" w:space="0" w:color="808080"/>
+          <w:bottom w:val="single" w:sz="6" w:space="0" w:color="808080"/>
+          <w:right w:val="single" w:sz="6" w:space="0" w:color="808080"/>
+          <w:insideH w:val="single" w:sz="6" w:space="0" w:color="808080"/>
+          <w:insideV w:val="single" w:sz="6" w:space="0" w:color="808080"/>
         </w:tblBorders>
       </w:tblPr>
       <w:tblGrid>
@@ -11855,15 +11851,15 @@
       <w:tblPr>
         <w:tblStyle w:val="Table"/>
         <w:tblW w:type="pct" w:w="5000"/>
-        <w:tblLayout w:type="autofit"/>
+        <w:tblLayout w:type="fixed"/>
         <w:tblLook w:firstRow="1" w:lastRow="0" w:firstColumn="0" w:lastColumn="0" w:noHBand="0" w:noVBand="0" w:val="0020"/>
         <w:tblBorders>
-          <w:top w:val="single" w:sz="6" w:space="0" w:color="auto"/>
-          <w:left w:val="single" w:sz="6" w:space="0" w:color="auto"/>
-          <w:bottom w:val="single" w:sz="6" w:space="0" w:color="auto"/>
-          <w:right w:val="single" w:sz="6" w:space="0" w:color="auto"/>
-          <w:insideH w:val="single" w:sz="6" w:space="0" w:color="auto"/>
-          <w:insideV w:val="single" w:sz="6" w:space="0" w:color="auto"/>
+          <w:top w:val="single" w:sz="6" w:space="0" w:color="808080"/>
+          <w:left w:val="single" w:sz="6" w:space="0" w:color="808080"/>
+          <w:bottom w:val="single" w:sz="6" w:space="0" w:color="808080"/>
+          <w:right w:val="single" w:sz="6" w:space="0" w:color="808080"/>
+          <w:insideH w:val="single" w:sz="6" w:space="0" w:color="808080"/>
+          <w:insideV w:val="single" w:sz="6" w:space="0" w:color="808080"/>
         </w:tblBorders>
       </w:tblPr>
       <w:tblGrid>
@@ -12154,15 +12150,15 @@
       <w:tblPr>
         <w:tblStyle w:val="Table"/>
         <w:tblW w:type="pct" w:w="5000"/>
-        <w:tblLayout w:type="autofit"/>
+        <w:tblLayout w:type="fixed"/>
         <w:tblLook w:firstRow="1" w:lastRow="0" w:firstColumn="0" w:lastColumn="0" w:noHBand="0" w:noVBand="0" w:val="0020"/>
         <w:tblBorders>
-          <w:top w:val="single" w:sz="6" w:space="0" w:color="auto"/>
-          <w:left w:val="single" w:sz="6" w:space="0" w:color="auto"/>
-          <w:bottom w:val="single" w:sz="6" w:space="0" w:color="auto"/>
-          <w:right w:val="single" w:sz="6" w:space="0" w:color="auto"/>
-          <w:insideH w:val="single" w:sz="6" w:space="0" w:color="auto"/>
-          <w:insideV w:val="single" w:sz="6" w:space="0" w:color="auto"/>
+          <w:top w:val="single" w:sz="6" w:space="0" w:color="808080"/>
+          <w:left w:val="single" w:sz="6" w:space="0" w:color="808080"/>
+          <w:bottom w:val="single" w:sz="6" w:space="0" w:color="808080"/>
+          <w:right w:val="single" w:sz="6" w:space="0" w:color="808080"/>
+          <w:insideH w:val="single" w:sz="6" w:space="0" w:color="808080"/>
+          <w:insideV w:val="single" w:sz="6" w:space="0" w:color="808080"/>
         </w:tblBorders>
       </w:tblPr>
       <w:tblGrid>
@@ -12332,15 +12328,15 @@
       <w:tblPr>
         <w:tblStyle w:val="Table"/>
         <w:tblW w:type="pct" w:w="5000"/>
-        <w:tblLayout w:type="autofit"/>
+        <w:tblLayout w:type="fixed"/>
         <w:tblLook w:firstRow="1" w:lastRow="0" w:firstColumn="0" w:lastColumn="0" w:noHBand="0" w:noVBand="0" w:val="0020"/>
         <w:tblBorders>
-          <w:top w:val="single" w:sz="6" w:space="0" w:color="auto"/>
-          <w:left w:val="single" w:sz="6" w:space="0" w:color="auto"/>
-          <w:bottom w:val="single" w:sz="6" w:space="0" w:color="auto"/>
-          <w:right w:val="single" w:sz="6" w:space="0" w:color="auto"/>
-          <w:insideH w:val="single" w:sz="6" w:space="0" w:color="auto"/>
-          <w:insideV w:val="single" w:sz="6" w:space="0" w:color="auto"/>
+          <w:top w:val="single" w:sz="6" w:space="0" w:color="808080"/>
+          <w:left w:val="single" w:sz="6" w:space="0" w:color="808080"/>
+          <w:bottom w:val="single" w:sz="6" w:space="0" w:color="808080"/>
+          <w:right w:val="single" w:sz="6" w:space="0" w:color="808080"/>
+          <w:insideH w:val="single" w:sz="6" w:space="0" w:color="808080"/>
+          <w:insideV w:val="single" w:sz="6" w:space="0" w:color="808080"/>
         </w:tblBorders>
       </w:tblPr>
       <w:tblGrid>
@@ -12625,15 +12621,15 @@
       <w:tblPr>
         <w:tblStyle w:val="Table"/>
         <w:tblW w:type="pct" w:w="5000"/>
-        <w:tblLayout w:type="autofit"/>
+        <w:tblLayout w:type="fixed"/>
         <w:tblLook w:firstRow="1" w:lastRow="0" w:firstColumn="0" w:lastColumn="0" w:noHBand="0" w:noVBand="0" w:val="0020"/>
         <w:tblBorders>
-          <w:top w:val="single" w:sz="6" w:space="0" w:color="auto"/>
-          <w:left w:val="single" w:sz="6" w:space="0" w:color="auto"/>
-          <w:bottom w:val="single" w:sz="6" w:space="0" w:color="auto"/>
-          <w:right w:val="single" w:sz="6" w:space="0" w:color="auto"/>
-          <w:insideH w:val="single" w:sz="6" w:space="0" w:color="auto"/>
-          <w:insideV w:val="single" w:sz="6" w:space="0" w:color="auto"/>
+          <w:top w:val="single" w:sz="6" w:space="0" w:color="808080"/>
+          <w:left w:val="single" w:sz="6" w:space="0" w:color="808080"/>
+          <w:bottom w:val="single" w:sz="6" w:space="0" w:color="808080"/>
+          <w:right w:val="single" w:sz="6" w:space="0" w:color="808080"/>
+          <w:insideH w:val="single" w:sz="6" w:space="0" w:color="808080"/>
+          <w:insideV w:val="single" w:sz="6" w:space="0" w:color="808080"/>
         </w:tblBorders>
       </w:tblPr>
       <w:tblGrid>
@@ -12964,15 +12960,15 @@
       <w:tblPr>
         <w:tblStyle w:val="Table"/>
         <w:tblW w:type="pct" w:w="5000"/>
-        <w:tblLayout w:type="autofit"/>
+        <w:tblLayout w:type="fixed"/>
         <w:tblLook w:firstRow="1" w:lastRow="0" w:firstColumn="0" w:lastColumn="0" w:noHBand="0" w:noVBand="0" w:val="0020"/>
         <w:tblBorders>
-          <w:top w:val="single" w:sz="6" w:space="0" w:color="auto"/>
-          <w:left w:val="single" w:sz="6" w:space="0" w:color="auto"/>
-          <w:bottom w:val="single" w:sz="6" w:space="0" w:color="auto"/>
-          <w:right w:val="single" w:sz="6" w:space="0" w:color="auto"/>
-          <w:insideH w:val="single" w:sz="6" w:space="0" w:color="auto"/>
-          <w:insideV w:val="single" w:sz="6" w:space="0" w:color="auto"/>
+          <w:top w:val="single" w:sz="6" w:space="0" w:color="808080"/>
+          <w:left w:val="single" w:sz="6" w:space="0" w:color="808080"/>
+          <w:bottom w:val="single" w:sz="6" w:space="0" w:color="808080"/>
+          <w:right w:val="single" w:sz="6" w:space="0" w:color="808080"/>
+          <w:insideH w:val="single" w:sz="6" w:space="0" w:color="808080"/>
+          <w:insideV w:val="single" w:sz="6" w:space="0" w:color="808080"/>
         </w:tblBorders>
       </w:tblPr>
       <w:tblGrid>
@@ -13184,15 +13180,15 @@
       <w:tblPr>
         <w:tblStyle w:val="Table"/>
         <w:tblW w:type="pct" w:w="5000"/>
-        <w:tblLayout w:type="autofit"/>
+        <w:tblLayout w:type="fixed"/>
         <w:tblLook w:firstRow="1" w:lastRow="0" w:firstColumn="0" w:lastColumn="0" w:noHBand="0" w:noVBand="0" w:val="0020"/>
         <w:tblBorders>
-          <w:top w:val="single" w:sz="6" w:space="0" w:color="auto"/>
-          <w:left w:val="single" w:sz="6" w:space="0" w:color="auto"/>
-          <w:bottom w:val="single" w:sz="6" w:space="0" w:color="auto"/>
-          <w:right w:val="single" w:sz="6" w:space="0" w:color="auto"/>
-          <w:insideH w:val="single" w:sz="6" w:space="0" w:color="auto"/>
-          <w:insideV w:val="single" w:sz="6" w:space="0" w:color="auto"/>
+          <w:top w:val="single" w:sz="6" w:space="0" w:color="808080"/>
+          <w:left w:val="single" w:sz="6" w:space="0" w:color="808080"/>
+          <w:bottom w:val="single" w:sz="6" w:space="0" w:color="808080"/>
+          <w:right w:val="single" w:sz="6" w:space="0" w:color="808080"/>
+          <w:insideH w:val="single" w:sz="6" w:space="0" w:color="808080"/>
+          <w:insideV w:val="single" w:sz="6" w:space="0" w:color="808080"/>
         </w:tblBorders>
       </w:tblPr>
       <w:tblGrid>
@@ -13594,15 +13590,15 @@
       <w:tblPr>
         <w:tblStyle w:val="Table"/>
         <w:tblW w:type="pct" w:w="5000"/>
-        <w:tblLayout w:type="autofit"/>
+        <w:tblLayout w:type="fixed"/>
         <w:tblLook w:firstRow="1" w:lastRow="0" w:firstColumn="0" w:lastColumn="0" w:noHBand="0" w:noVBand="0" w:val="0020"/>
         <w:tblBorders>
-          <w:top w:val="single" w:sz="6" w:space="0" w:color="auto"/>
-          <w:left w:val="single" w:sz="6" w:space="0" w:color="auto"/>
-          <w:bottom w:val="single" w:sz="6" w:space="0" w:color="auto"/>
-          <w:right w:val="single" w:sz="6" w:space="0" w:color="auto"/>
-          <w:insideH w:val="single" w:sz="6" w:space="0" w:color="auto"/>
-          <w:insideV w:val="single" w:sz="6" w:space="0" w:color="auto"/>
+          <w:top w:val="single" w:sz="6" w:space="0" w:color="808080"/>
+          <w:left w:val="single" w:sz="6" w:space="0" w:color="808080"/>
+          <w:bottom w:val="single" w:sz="6" w:space="0" w:color="808080"/>
+          <w:right w:val="single" w:sz="6" w:space="0" w:color="808080"/>
+          <w:insideH w:val="single" w:sz="6" w:space="0" w:color="808080"/>
+          <w:insideV w:val="single" w:sz="6" w:space="0" w:color="808080"/>
         </w:tblBorders>
       </w:tblPr>
       <w:tblGrid>
@@ -14193,15 +14189,15 @@
       <w:tblPr>
         <w:tblStyle w:val="Table"/>
         <w:tblW w:type="pct" w:w="5000"/>
-        <w:tblLayout w:type="autofit"/>
+        <w:tblLayout w:type="fixed"/>
         <w:tblLook w:firstRow="1" w:lastRow="0" w:firstColumn="0" w:lastColumn="0" w:noHBand="0" w:noVBand="0" w:val="0020"/>
         <w:tblBorders>
-          <w:top w:val="single" w:sz="6" w:space="0" w:color="auto"/>
-          <w:left w:val="single" w:sz="6" w:space="0" w:color="auto"/>
-          <w:bottom w:val="single" w:sz="6" w:space="0" w:color="auto"/>
-          <w:right w:val="single" w:sz="6" w:space="0" w:color="auto"/>
-          <w:insideH w:val="single" w:sz="6" w:space="0" w:color="auto"/>
-          <w:insideV w:val="single" w:sz="6" w:space="0" w:color="auto"/>
+          <w:top w:val="single" w:sz="6" w:space="0" w:color="808080"/>
+          <w:left w:val="single" w:sz="6" w:space="0" w:color="808080"/>
+          <w:bottom w:val="single" w:sz="6" w:space="0" w:color="808080"/>
+          <w:right w:val="single" w:sz="6" w:space="0" w:color="808080"/>
+          <w:insideH w:val="single" w:sz="6" w:space="0" w:color="808080"/>
+          <w:insideV w:val="single" w:sz="6" w:space="0" w:color="808080"/>
         </w:tblBorders>
       </w:tblPr>
       <w:tblGrid>
@@ -14462,15 +14458,15 @@
       <w:tblPr>
         <w:tblStyle w:val="Table"/>
         <w:tblW w:type="pct" w:w="5000"/>
-        <w:tblLayout w:type="autofit"/>
+        <w:tblLayout w:type="fixed"/>
         <w:tblLook w:firstRow="1" w:lastRow="0" w:firstColumn="0" w:lastColumn="0" w:noHBand="0" w:noVBand="0" w:val="0020"/>
         <w:tblBorders>
-          <w:top w:val="single" w:sz="6" w:space="0" w:color="auto"/>
-          <w:left w:val="single" w:sz="6" w:space="0" w:color="auto"/>
-          <w:bottom w:val="single" w:sz="6" w:space="0" w:color="auto"/>
-          <w:right w:val="single" w:sz="6" w:space="0" w:color="auto"/>
-          <w:insideH w:val="single" w:sz="6" w:space="0" w:color="auto"/>
-          <w:insideV w:val="single" w:sz="6" w:space="0" w:color="auto"/>
+          <w:top w:val="single" w:sz="6" w:space="0" w:color="808080"/>
+          <w:left w:val="single" w:sz="6" w:space="0" w:color="808080"/>
+          <w:bottom w:val="single" w:sz="6" w:space="0" w:color="808080"/>
+          <w:right w:val="single" w:sz="6" w:space="0" w:color="808080"/>
+          <w:insideH w:val="single" w:sz="6" w:space="0" w:color="808080"/>
+          <w:insideV w:val="single" w:sz="6" w:space="0" w:color="808080"/>
         </w:tblBorders>
       </w:tblPr>
       <w:tblGrid>
@@ -14651,15 +14647,15 @@
       <w:tblPr>
         <w:tblStyle w:val="Table"/>
         <w:tblW w:type="pct" w:w="5000"/>
-        <w:tblLayout w:type="autofit"/>
+        <w:tblLayout w:type="fixed"/>
         <w:tblLook w:firstRow="1" w:lastRow="0" w:firstColumn="0" w:lastColumn="0" w:noHBand="0" w:noVBand="0" w:val="0020"/>
         <w:tblBorders>
-          <w:top w:val="single" w:sz="6" w:space="0" w:color="auto"/>
-          <w:left w:val="single" w:sz="6" w:space="0" w:color="auto"/>
-          <w:bottom w:val="single" w:sz="6" w:space="0" w:color="auto"/>
-          <w:right w:val="single" w:sz="6" w:space="0" w:color="auto"/>
-          <w:insideH w:val="single" w:sz="6" w:space="0" w:color="auto"/>
-          <w:insideV w:val="single" w:sz="6" w:space="0" w:color="auto"/>
+          <w:top w:val="single" w:sz="6" w:space="0" w:color="808080"/>
+          <w:left w:val="single" w:sz="6" w:space="0" w:color="808080"/>
+          <w:bottom w:val="single" w:sz="6" w:space="0" w:color="808080"/>
+          <w:right w:val="single" w:sz="6" w:space="0" w:color="808080"/>
+          <w:insideH w:val="single" w:sz="6" w:space="0" w:color="808080"/>
+          <w:insideV w:val="single" w:sz="6" w:space="0" w:color="808080"/>
         </w:tblBorders>
       </w:tblPr>
       <w:tblGrid>
@@ -14911,15 +14907,15 @@
       <w:tblPr>
         <w:tblStyle w:val="Table"/>
         <w:tblW w:type="pct" w:w="5000"/>
-        <w:tblLayout w:type="autofit"/>
+        <w:tblLayout w:type="fixed"/>
         <w:tblLook w:firstRow="1" w:lastRow="0" w:firstColumn="0" w:lastColumn="0" w:noHBand="0" w:noVBand="0" w:val="0020"/>
         <w:tblBorders>
-          <w:top w:val="single" w:sz="6" w:space="0" w:color="auto"/>
-          <w:left w:val="single" w:sz="6" w:space="0" w:color="auto"/>
-          <w:bottom w:val="single" w:sz="6" w:space="0" w:color="auto"/>
-          <w:right w:val="single" w:sz="6" w:space="0" w:color="auto"/>
-          <w:insideH w:val="single" w:sz="6" w:space="0" w:color="auto"/>
-          <w:insideV w:val="single" w:sz="6" w:space="0" w:color="auto"/>
+          <w:top w:val="single" w:sz="6" w:space="0" w:color="808080"/>
+          <w:left w:val="single" w:sz="6" w:space="0" w:color="808080"/>
+          <w:bottom w:val="single" w:sz="6" w:space="0" w:color="808080"/>
+          <w:right w:val="single" w:sz="6" w:space="0" w:color="808080"/>
+          <w:insideH w:val="single" w:sz="6" w:space="0" w:color="808080"/>
+          <w:insideV w:val="single" w:sz="6" w:space="0" w:color="808080"/>
         </w:tblBorders>
       </w:tblPr>
       <w:tblGrid>
@@ -15280,15 +15276,15 @@
       <w:tblPr>
         <w:tblStyle w:val="Table"/>
         <w:tblW w:type="pct" w:w="5000"/>
-        <w:tblLayout w:type="autofit"/>
+        <w:tblLayout w:type="fixed"/>
         <w:tblLook w:firstRow="1" w:lastRow="0" w:firstColumn="0" w:lastColumn="0" w:noHBand="0" w:noVBand="0" w:val="0020"/>
         <w:tblBorders>
-          <w:top w:val="single" w:sz="6" w:space="0" w:color="auto"/>
-          <w:left w:val="single" w:sz="6" w:space="0" w:color="auto"/>
-          <w:bottom w:val="single" w:sz="6" w:space="0" w:color="auto"/>
-          <w:right w:val="single" w:sz="6" w:space="0" w:color="auto"/>
-          <w:insideH w:val="single" w:sz="6" w:space="0" w:color="auto"/>
-          <w:insideV w:val="single" w:sz="6" w:space="0" w:color="auto"/>
+          <w:top w:val="single" w:sz="6" w:space="0" w:color="808080"/>
+          <w:left w:val="single" w:sz="6" w:space="0" w:color="808080"/>
+          <w:bottom w:val="single" w:sz="6" w:space="0" w:color="808080"/>
+          <w:right w:val="single" w:sz="6" w:space="0" w:color="808080"/>
+          <w:insideH w:val="single" w:sz="6" w:space="0" w:color="808080"/>
+          <w:insideV w:val="single" w:sz="6" w:space="0" w:color="808080"/>
         </w:tblBorders>
       </w:tblPr>
       <w:tblGrid>
@@ -15573,15 +15569,15 @@
       <w:tblPr>
         <w:tblStyle w:val="Table"/>
         <w:tblW w:type="pct" w:w="5000"/>
-        <w:tblLayout w:type="autofit"/>
+        <w:tblLayout w:type="fixed"/>
         <w:tblLook w:firstRow="1" w:lastRow="0" w:firstColumn="0" w:lastColumn="0" w:noHBand="0" w:noVBand="0" w:val="0020"/>
         <w:tblBorders>
-          <w:top w:val="single" w:sz="6" w:space="0" w:color="auto"/>
-          <w:left w:val="single" w:sz="6" w:space="0" w:color="auto"/>
-          <w:bottom w:val="single" w:sz="6" w:space="0" w:color="auto"/>
-          <w:right w:val="single" w:sz="6" w:space="0" w:color="auto"/>
-          <w:insideH w:val="single" w:sz="6" w:space="0" w:color="auto"/>
-          <w:insideV w:val="single" w:sz="6" w:space="0" w:color="auto"/>
+          <w:top w:val="single" w:sz="6" w:space="0" w:color="808080"/>
+          <w:left w:val="single" w:sz="6" w:space="0" w:color="808080"/>
+          <w:bottom w:val="single" w:sz="6" w:space="0" w:color="808080"/>
+          <w:right w:val="single" w:sz="6" w:space="0" w:color="808080"/>
+          <w:insideH w:val="single" w:sz="6" w:space="0" w:color="808080"/>
+          <w:insideV w:val="single" w:sz="6" w:space="0" w:color="808080"/>
         </w:tblBorders>
       </w:tblPr>
       <w:tblGrid>
@@ -15775,15 +15771,15 @@
       <w:tblPr>
         <w:tblStyle w:val="Table"/>
         <w:tblW w:type="pct" w:w="5000"/>
-        <w:tblLayout w:type="autofit"/>
+        <w:tblLayout w:type="fixed"/>
         <w:tblLook w:firstRow="1" w:lastRow="0" w:firstColumn="0" w:lastColumn="0" w:noHBand="0" w:noVBand="0" w:val="0020"/>
         <w:tblBorders>
-          <w:top w:val="single" w:sz="6" w:space="0" w:color="auto"/>
-          <w:left w:val="single" w:sz="6" w:space="0" w:color="auto"/>
-          <w:bottom w:val="single" w:sz="6" w:space="0" w:color="auto"/>
-          <w:right w:val="single" w:sz="6" w:space="0" w:color="auto"/>
-          <w:insideH w:val="single" w:sz="6" w:space="0" w:color="auto"/>
-          <w:insideV w:val="single" w:sz="6" w:space="0" w:color="auto"/>
+          <w:top w:val="single" w:sz="6" w:space="0" w:color="808080"/>
+          <w:left w:val="single" w:sz="6" w:space="0" w:color="808080"/>
+          <w:bottom w:val="single" w:sz="6" w:space="0" w:color="808080"/>
+          <w:right w:val="single" w:sz="6" w:space="0" w:color="808080"/>
+          <w:insideH w:val="single" w:sz="6" w:space="0" w:color="808080"/>
+          <w:insideV w:val="single" w:sz="6" w:space="0" w:color="808080"/>
         </w:tblBorders>
       </w:tblPr>
       <w:tblGrid>
@@ -15956,15 +15952,15 @@
       <w:tblPr>
         <w:tblStyle w:val="Table"/>
         <w:tblW w:type="pct" w:w="5000"/>
-        <w:tblLayout w:type="autofit"/>
+        <w:tblLayout w:type="fixed"/>
         <w:tblLook w:firstRow="1" w:lastRow="0" w:firstColumn="0" w:lastColumn="0" w:noHBand="0" w:noVBand="0" w:val="0020"/>
         <w:tblBorders>
-          <w:top w:val="single" w:sz="6" w:space="0" w:color="auto"/>
-          <w:left w:val="single" w:sz="6" w:space="0" w:color="auto"/>
-          <w:bottom w:val="single" w:sz="6" w:space="0" w:color="auto"/>
-          <w:right w:val="single" w:sz="6" w:space="0" w:color="auto"/>
-          <w:insideH w:val="single" w:sz="6" w:space="0" w:color="auto"/>
-          <w:insideV w:val="single" w:sz="6" w:space="0" w:color="auto"/>
+          <w:top w:val="single" w:sz="6" w:space="0" w:color="808080"/>
+          <w:left w:val="single" w:sz="6" w:space="0" w:color="808080"/>
+          <w:bottom w:val="single" w:sz="6" w:space="0" w:color="808080"/>
+          <w:right w:val="single" w:sz="6" w:space="0" w:color="808080"/>
+          <w:insideH w:val="single" w:sz="6" w:space="0" w:color="808080"/>
+          <w:insideV w:val="single" w:sz="6" w:space="0" w:color="808080"/>
         </w:tblBorders>
       </w:tblPr>
       <w:tblGrid>
@@ -17551,7 +17547,6 @@
   <w:docDefaults>
     <w:rPrDefault>
       <w:rPr>
-        <w:color w:val="auto"/>
         <w:rFonts w:asciiTheme="minorHAnsi" w:cstheme="minorBidi" w:eastAsiaTheme="minorEastAsia" w:hAnsiTheme="minorHAnsi"/>
         <w:sz w:val="24"/>
         <w:szCs w:val="24"/>
@@ -18094,6 +18089,14 @@
         <w:bottom w:type="dxa" w:w="0"/>
         <w:right w:type="dxa" w:w="108"/>
       </w:tblCellMar>
+      <w:tblBorders>
+        <w:top w:color="auto" w:space="0" w:sz="6" w:val="single"/>
+        <w:left w:color="auto" w:space="0" w:sz="6" w:val="single"/>
+        <w:bottom w:color="auto" w:space="0" w:sz="6" w:val="single"/>
+        <w:right w:color="auto" w:space="0" w:sz="6" w:val="single"/>
+        <w:insideH w:color="auto" w:space="0" w:sz="6" w:val="single"/>
+        <w:insideV w:color="auto" w:space="0" w:sz="6" w:val="single"/>
+      </w:tblBorders>
     </w:tblPr>
     <w:tblStylePr w:type="firstRow">
       <w:tcPr>
